--- a/Docs/SecurityDocs/AD07-DECLARATION OF PARTNERSHIP.docx
+++ b/Docs/SecurityDocs/AD07-DECLARATION OF PARTNERSHIP.docx
@@ -1,6 +1,6 @@
 
 <file path=word/document.xml><?xml version="1.0" encoding="utf-8"?>
-<w:document xmlns:wpc="http://schemas.microsoft.com/office/word/2010/wordprocessingCanvas" xmlns:cx="http://schemas.microsoft.com/office/drawing/2014/chartex" xmlns:cx1="http://schemas.microsoft.com/office/drawing/2015/9/8/chartex" xmlns:cx2="http://schemas.microsoft.com/office/drawing/2015/10/21/chartex" xmlns:cx3="http://schemas.microsoft.com/office/drawing/2016/5/9/chartex" xmlns:cx4="http://schemas.microsoft.com/office/drawing/2016/5/10/chartex" xmlns:cx5="http://schemas.microsoft.com/office/drawing/2016/5/11/chartex" xmlns:cx6="http://schemas.microsoft.com/office/drawing/2016/5/12/chartex" xmlns:cx7="http://schemas.microsoft.com/office/drawing/2016/5/13/chartex" xmlns:cx8="http://schemas.microsoft.com/office/drawing/2016/5/14/chartex" xmlns:mc="http://schemas.openxmlformats.org/markup-compatibility/2006" xmlns:aink="http://schemas.microsoft.com/office/drawing/2016/ink" xmlns:am3d="http://schemas.microsoft.com/office/drawing/2017/model3d" xmlns:o="urn:schemas-microsoft-com:office:office" xmlns:oel="http://schemas.microsoft.com/office/2019/extlst" xmlns:r="http://schemas.openxmlformats.org/officeDocument/2006/relationships" xmlns:m="http://schemas.openxmlformats.org/officeDocument/2006/math" xmlns:v="urn:schemas-microsoft-com:vml" xmlns:wp14="http://schemas.microsoft.com/office/word/2010/wordprocessingDrawing" xmlns:wp="http://schemas.openxmlformats.org/drawingml/2006/wordprocessingDrawing" xmlns:w10="urn:schemas-microsoft-com:office:word" xmlns:w="http://schemas.openxmlformats.org/wordprocessingml/2006/main" xmlns:w14="http://schemas.microsoft.com/office/word/2010/wordml" xmlns:w15="http://schemas.microsoft.com/office/word/2012/wordml" xmlns:w16cei="http://schemas.microsoft.com/office/word/2026/wordml/cei" xmlns:w16cex="http://schemas.microsoft.com/office/word/2018/wordml/cex" xmlns:w16cid="http://schemas.microsoft.com/office/word/2016/wordml/cid" xmlns:w16="http://schemas.microsoft.com/office/word/2018/wordml" xmlns:w16du="http://schemas.microsoft.com/office/word/2023/wordml/word16du" xmlns:w16sdtdh="http://schemas.microsoft.com/office/word/2020/wordml/sdtdatahash" xmlns:w16sdtfl="http://schemas.microsoft.com/office/word/2024/wordml/sdtformatlock" xmlns:w16se="http://schemas.microsoft.com/office/word/2015/wordml/symex" xmlns:wpg="http://schemas.microsoft.com/office/word/2010/wordprocessingGroup" xmlns:wpi="http://schemas.microsoft.com/office/word/2010/wordprocessingInk" xmlns:wne="http://schemas.microsoft.com/office/word/2006/wordml" xmlns:wps="http://schemas.microsoft.com/office/word/2010/wordprocessingShape" mc:Ignorable="w14 w15 w16se w16cid w16 w16cex w16sdtdh w16sdtfl w16du wp14">
+<w:document xmlns:wpc="http://schemas.microsoft.com/office/word/2010/wordprocessingCanvas" xmlns:cx="http://schemas.microsoft.com/office/drawing/2014/chartex" xmlns:cx1="http://schemas.microsoft.com/office/drawing/2015/9/8/chartex" xmlns:cx2="http://schemas.microsoft.com/office/drawing/2015/10/21/chartex" xmlns:cx3="http://schemas.microsoft.com/office/drawing/2016/5/9/chartex" xmlns:cx4="http://schemas.microsoft.com/office/drawing/2016/5/10/chartex" xmlns:cx5="http://schemas.microsoft.com/office/drawing/2016/5/11/chartex" xmlns:cx6="http://schemas.microsoft.com/office/drawing/2016/5/12/chartex" xmlns:cx7="http://schemas.microsoft.com/office/drawing/2016/5/13/chartex" xmlns:cx8="http://schemas.microsoft.com/office/drawing/2016/5/14/chartex" xmlns:mc="http://schemas.openxmlformats.org/markup-compatibility/2006" xmlns:aink="http://schemas.microsoft.com/office/drawing/2016/ink" xmlns:am3d="http://schemas.microsoft.com/office/drawing/2017/model3d" xmlns:o="urn:schemas-microsoft-com:office:office" xmlns:oel="http://schemas.microsoft.com/office/2019/extlst" xmlns:r="http://schemas.openxmlformats.org/officeDocument/2006/relationships" xmlns:m="http://schemas.openxmlformats.org/officeDocument/2006/math" xmlns:v="urn:schemas-microsoft-com:vml" xmlns:wp14="http://schemas.microsoft.com/office/word/2010/wordprocessingDrawing" xmlns:wp="http://schemas.openxmlformats.org/drawingml/2006/wordprocessingDrawing" xmlns:w10="urn:schemas-microsoft-com:office:word" xmlns:w="http://schemas.openxmlformats.org/wordprocessingml/2006/main" xmlns:w14="http://schemas.microsoft.com/office/word/2010/wordml" xmlns:w15="http://schemas.microsoft.com/office/word/2012/wordml" xmlns:w16cex="http://schemas.microsoft.com/office/word/2018/wordml/cex" xmlns:w16cid="http://schemas.microsoft.com/office/word/2016/wordml/cid" xmlns:w16="http://schemas.microsoft.com/office/word/2018/wordml" xmlns:w16du="http://schemas.microsoft.com/office/word/2023/wordml/word16du" xmlns:w16sdtdh="http://schemas.microsoft.com/office/word/2020/wordml/sdtdatahash" xmlns:w16sdtfl="http://schemas.microsoft.com/office/word/2024/wordml/sdtformatlock" xmlns:w16se="http://schemas.microsoft.com/office/word/2015/wordml/symex" xmlns:wpg="http://schemas.microsoft.com/office/word/2010/wordprocessingGroup" xmlns:wpi="http://schemas.microsoft.com/office/word/2010/wordprocessingInk" xmlns:wne="http://schemas.microsoft.com/office/word/2006/wordml" xmlns:wps="http://schemas.microsoft.com/office/word/2010/wordprocessingShape" mc:Ignorable="w14 w15 w16se w16cid w16 w16cex w16sdtdh w16sdtfl w16du wp14">
   <w:body>
     <w:p>
       <w:pPr>
@@ -60,10 +60,19 @@
       </w:pPr>
       <w:r>
         <w:rPr>
-          <w:sz w:val="28"/>
-          <w:szCs w:val="28"/>
-        </w:rPr>
-        <w:t xml:space="preserve">{{BRANCH_NAME}} Branch </w:t>
+          <w:b/>
+          <w:bCs/>
+          <w:sz w:val="28"/>
+          <w:szCs w:val="28"/>
+        </w:rPr>
+        <w:t>{{BRANCH_NAME}}</w:t>
+      </w:r>
+      <w:r>
+        <w:rPr>
+          <w:sz w:val="28"/>
+          <w:szCs w:val="28"/>
+        </w:rPr>
+        <w:t xml:space="preserve"> Branch </w:t>
       </w:r>
       <w:r>
         <w:rPr>
@@ -100,7 +109,16 @@
           <w:sz w:val="28"/>
           <w:szCs w:val="28"/>
         </w:rPr>
-        <w:t>A/c. No. {{LOAN_ACCOUNT_NO}}</w:t>
+        <w:t xml:space="preserve">A/c. No. </w:t>
+      </w:r>
+      <w:r>
+        <w:rPr>
+          <w:b/>
+          <w:bCs/>
+          <w:sz w:val="28"/>
+          <w:szCs w:val="28"/>
+        </w:rPr>
+        <w:t>{{LOAN_ACCOUNT_NO}}</w:t>
       </w:r>
     </w:p>
     <w:p>
@@ -120,7 +138,23 @@
           <w:sz w:val="28"/>
           <w:szCs w:val="28"/>
         </w:rPr>
-        <w:t>As the firm of {{FIRM_NAME}} carrying on business</w:t>
+        <w:t xml:space="preserve">As the firm of </w:t>
+      </w:r>
+      <w:r>
+        <w:rPr>
+          <w:b/>
+          <w:bCs/>
+          <w:sz w:val="28"/>
+          <w:szCs w:val="28"/>
+        </w:rPr>
+        <w:t>{{FIRM_NAME}}</w:t>
+      </w:r>
+      <w:r>
+        <w:rPr>
+          <w:sz w:val="28"/>
+          <w:szCs w:val="28"/>
+        </w:rPr>
+        <w:t xml:space="preserve"> carrying on business</w:t>
       </w:r>
       <w:r>
         <w:rPr>
@@ -131,6 +165,8 @@
       </w:r>
       <w:r>
         <w:rPr>
+          <w:b/>
+          <w:bCs/>
           <w:sz w:val="28"/>
           <w:szCs w:val="28"/>
         </w:rPr>
@@ -145,10 +181,35 @@
       </w:r>
       <w:r>
         <w:rPr>
-          <w:sz w:val="28"/>
-          <w:szCs w:val="28"/>
-        </w:rPr>
-        <w:t xml:space="preserve">{{FIRM_ADDRESS}} and elsewhere (hereinafter referred to as "the said firm"), have or desire to have dealing with UNION BANK OF INDIA (hereinafter referred to as "the Bank"), we, the undersigned, hereby declare that we are the partners for the said firm and authorise the Bank until any notice in writing to the contrary is given to the Bank by either/any of us, to honour all Cheques, Bills of Exchange, Promissory Notes and any other Orders drawn, accepted or made on behalf of, and in the names of the firm by {{AUTHORIZED_PERSON_NAMES}} and to act on any instructions so given relating to the account/s of the said firm, whether </w:t>
+          <w:b/>
+          <w:bCs/>
+          <w:sz w:val="28"/>
+          <w:szCs w:val="28"/>
+        </w:rPr>
+        <w:t>{{FIRM_ADDRESS}}</w:t>
+      </w:r>
+      <w:r>
+        <w:rPr>
+          <w:sz w:val="28"/>
+          <w:szCs w:val="28"/>
+        </w:rPr>
+        <w:t xml:space="preserve"> and elsewhere (hereinafter referred to as "the said firm"), have or desire to have dealing with UNION BANK OF INDIA (hereinafter referred to as "the Bank"), we, the undersigned, hereby declare that we are the partners for the said firm and authorise the Bank until any notice in writing to the contrary is given to the Bank by either/any of us, to honour all Cheques, Bills of Exchange, Promissory Notes and any other Orders drawn, accepted or made on behalf of, and in the names of the firm by </w:t>
+      </w:r>
+      <w:r>
+        <w:rPr>
+          <w:b/>
+          <w:bCs/>
+          <w:sz w:val="28"/>
+          <w:szCs w:val="28"/>
+        </w:rPr>
+        <w:t>{{AUTHORIZED_PERSON_NAMES}}</w:t>
+      </w:r>
+      <w:r>
+        <w:rPr>
+          <w:sz w:val="28"/>
+          <w:szCs w:val="28"/>
+        </w:rPr>
+        <w:t xml:space="preserve"> and to act on any instructions so given relating to the account/s of the said firm, whether </w:t>
       </w:r>
       <w:proofErr w:type="spellStart"/>
       <w:r>
@@ -329,12 +390,16 @@
           <w:numId w:val="2"/>
         </w:numPr>
         <w:rPr>
-          <w:sz w:val="28"/>
-          <w:szCs w:val="28"/>
-        </w:rPr>
-      </w:pPr>
-      <w:r>
-        <w:rPr>
+          <w:b/>
+          <w:bCs/>
+          <w:sz w:val="28"/>
+          <w:szCs w:val="28"/>
+        </w:rPr>
+      </w:pPr>
+      <w:r>
+        <w:rPr>
+          <w:b/>
+          <w:bCs/>
           <w:sz w:val="28"/>
           <w:szCs w:val="28"/>
         </w:rPr>
@@ -348,12 +413,16 @@
           <w:numId w:val="2"/>
         </w:numPr>
         <w:rPr>
-          <w:sz w:val="28"/>
-          <w:szCs w:val="28"/>
-        </w:rPr>
-      </w:pPr>
-      <w:r>
-        <w:rPr>
+          <w:b/>
+          <w:bCs/>
+          <w:sz w:val="28"/>
+          <w:szCs w:val="28"/>
+        </w:rPr>
+      </w:pPr>
+      <w:r>
+        <w:rPr>
+          <w:b/>
+          <w:bCs/>
           <w:sz w:val="28"/>
           <w:szCs w:val="28"/>
         </w:rPr>
@@ -367,12 +436,16 @@
           <w:numId w:val="2"/>
         </w:numPr>
         <w:rPr>
-          <w:sz w:val="28"/>
-          <w:szCs w:val="28"/>
-        </w:rPr>
-      </w:pPr>
-      <w:r>
-        <w:rPr>
+          <w:b/>
+          <w:bCs/>
+          <w:sz w:val="28"/>
+          <w:szCs w:val="28"/>
+        </w:rPr>
+      </w:pPr>
+      <w:r>
+        <w:rPr>
+          <w:b/>
+          <w:bCs/>
           <w:sz w:val="28"/>
           <w:szCs w:val="28"/>
         </w:rPr>
@@ -386,12 +459,16 @@
           <w:numId w:val="2"/>
         </w:numPr>
         <w:rPr>
-          <w:sz w:val="28"/>
-          <w:szCs w:val="28"/>
-        </w:rPr>
-      </w:pPr>
-      <w:r>
-        <w:rPr>
+          <w:b/>
+          <w:bCs/>
+          <w:sz w:val="28"/>
+          <w:szCs w:val="28"/>
+        </w:rPr>
+      </w:pPr>
+      <w:r>
+        <w:rPr>
+          <w:b/>
+          <w:bCs/>
           <w:sz w:val="28"/>
           <w:szCs w:val="28"/>
         </w:rPr>
@@ -405,30 +482,20 @@
           <w:numId w:val="2"/>
         </w:numPr>
         <w:rPr>
-          <w:sz w:val="28"/>
-          <w:szCs w:val="28"/>
-        </w:rPr>
-      </w:pPr>
-      <w:r>
-        <w:rPr>
-          <w:sz w:val="28"/>
-          <w:szCs w:val="28"/>
-        </w:rPr>
-        <w:t>{{PARTNER_</w:t>
-      </w:r>
-      <w:r>
-        <w:rPr>
-          <w:sz w:val="28"/>
-          <w:szCs w:val="28"/>
-        </w:rPr>
-        <w:t>5</w:t>
-      </w:r>
-      <w:r>
-        <w:rPr>
-          <w:sz w:val="28"/>
-          <w:szCs w:val="28"/>
-        </w:rPr>
-        <w:t>_NAME}}</w:t>
+          <w:b/>
+          <w:bCs/>
+          <w:sz w:val="28"/>
+          <w:szCs w:val="28"/>
+        </w:rPr>
+      </w:pPr>
+      <w:r>
+        <w:rPr>
+          <w:b/>
+          <w:bCs/>
+          <w:sz w:val="28"/>
+          <w:szCs w:val="28"/>
+        </w:rPr>
+        <w:t>{{PARTNER_5_NAME}}</w:t>
       </w:r>
     </w:p>
     <w:p>
@@ -438,30 +505,20 @@
           <w:numId w:val="2"/>
         </w:numPr>
         <w:rPr>
-          <w:sz w:val="28"/>
-          <w:szCs w:val="28"/>
-        </w:rPr>
-      </w:pPr>
-      <w:r>
-        <w:rPr>
-          <w:sz w:val="28"/>
-          <w:szCs w:val="28"/>
-        </w:rPr>
-        <w:t>{{PARTNER_</w:t>
-      </w:r>
-      <w:r>
-        <w:rPr>
-          <w:sz w:val="28"/>
-          <w:szCs w:val="28"/>
-        </w:rPr>
-        <w:t>6</w:t>
-      </w:r>
-      <w:r>
-        <w:rPr>
-          <w:sz w:val="28"/>
-          <w:szCs w:val="28"/>
-        </w:rPr>
-        <w:t>_NAME}}</w:t>
+          <w:b/>
+          <w:bCs/>
+          <w:sz w:val="28"/>
+          <w:szCs w:val="28"/>
+        </w:rPr>
+      </w:pPr>
+      <w:r>
+        <w:rPr>
+          <w:b/>
+          <w:bCs/>
+          <w:sz w:val="28"/>
+          <w:szCs w:val="28"/>
+        </w:rPr>
+        <w:t>{{PARTNER_6_NAME}}</w:t>
       </w:r>
     </w:p>
     <w:p>
@@ -484,7 +541,23 @@
           <w:sz w:val="28"/>
           <w:szCs w:val="28"/>
         </w:rPr>
-        <w:t xml:space="preserve">Place: {{PLACE}} </w:t>
+        <w:t xml:space="preserve">Place: </w:t>
+      </w:r>
+      <w:r>
+        <w:rPr>
+          <w:b/>
+          <w:bCs/>
+          <w:sz w:val="28"/>
+          <w:szCs w:val="28"/>
+        </w:rPr>
+        <w:t>{{PLACE}}</w:t>
+      </w:r>
+      <w:r>
+        <w:rPr>
+          <w:sz w:val="28"/>
+          <w:szCs w:val="28"/>
+        </w:rPr>
+        <w:t xml:space="preserve"> </w:t>
       </w:r>
     </w:p>
     <w:p>
@@ -499,7 +572,23 @@
           <w:sz w:val="28"/>
           <w:szCs w:val="28"/>
         </w:rPr>
-        <w:t xml:space="preserve">Date: {{DATE}} </w:t>
+        <w:t>Date</w:t>
+      </w:r>
+      <w:r>
+        <w:rPr>
+          <w:b/>
+          <w:bCs/>
+          <w:sz w:val="28"/>
+          <w:szCs w:val="28"/>
+        </w:rPr>
+        <w:t>: {{DATE}}</w:t>
+      </w:r>
+      <w:r>
+        <w:rPr>
+          <w:sz w:val="28"/>
+          <w:szCs w:val="28"/>
+        </w:rPr>
+        <w:t xml:space="preserve"> </w:t>
       </w:r>
     </w:p>
     <w:p/>
@@ -514,7 +603,7 @@
 </file>
 
 <file path=word/numbering.xml><?xml version="1.0" encoding="utf-8"?>
-<w:numbering xmlns:wpc="http://schemas.microsoft.com/office/word/2010/wordprocessingCanvas" xmlns:cx="http://schemas.microsoft.com/office/drawing/2014/chartex" xmlns:cx1="http://schemas.microsoft.com/office/drawing/2015/9/8/chartex" xmlns:cx2="http://schemas.microsoft.com/office/drawing/2015/10/21/chartex" xmlns:cx3="http://schemas.microsoft.com/office/drawing/2016/5/9/chartex" xmlns:cx4="http://schemas.microsoft.com/office/drawing/2016/5/10/chartex" xmlns:cx5="http://schemas.microsoft.com/office/drawing/2016/5/11/chartex" xmlns:cx6="http://schemas.microsoft.com/office/drawing/2016/5/12/chartex" xmlns:cx7="http://schemas.microsoft.com/office/drawing/2016/5/13/chartex" xmlns:cx8="http://schemas.microsoft.com/office/drawing/2016/5/14/chartex" xmlns:mc="http://schemas.openxmlformats.org/markup-compatibility/2006" xmlns:aink="http://schemas.microsoft.com/office/drawing/2016/ink" xmlns:am3d="http://schemas.microsoft.com/office/drawing/2017/model3d" xmlns:o="urn:schemas-microsoft-com:office:office" xmlns:oel="http://schemas.microsoft.com/office/2019/extlst" xmlns:r="http://schemas.openxmlformats.org/officeDocument/2006/relationships" xmlns:m="http://schemas.openxmlformats.org/officeDocument/2006/math" xmlns:v="urn:schemas-microsoft-com:vml" xmlns:wp14="http://schemas.microsoft.com/office/word/2010/wordprocessingDrawing" xmlns:wp="http://schemas.openxmlformats.org/drawingml/2006/wordprocessingDrawing" xmlns:w10="urn:schemas-microsoft-com:office:word" xmlns:w="http://schemas.openxmlformats.org/wordprocessingml/2006/main" xmlns:w14="http://schemas.microsoft.com/office/word/2010/wordml" xmlns:w15="http://schemas.microsoft.com/office/word/2012/wordml" xmlns:w16cei="http://schemas.microsoft.com/office/word/2026/wordml/cei" xmlns:w16cex="http://schemas.microsoft.com/office/word/2018/wordml/cex" xmlns:w16cid="http://schemas.microsoft.com/office/word/2016/wordml/cid" xmlns:w16="http://schemas.microsoft.com/office/word/2018/wordml" xmlns:w16du="http://schemas.microsoft.com/office/word/2023/wordml/word16du" xmlns:w16sdtdh="http://schemas.microsoft.com/office/word/2020/wordml/sdtdatahash" xmlns:w16sdtfl="http://schemas.microsoft.com/office/word/2024/wordml/sdtformatlock" xmlns:w16se="http://schemas.microsoft.com/office/word/2015/wordml/symex" xmlns:wpg="http://schemas.microsoft.com/office/word/2010/wordprocessingGroup" xmlns:wpi="http://schemas.microsoft.com/office/word/2010/wordprocessingInk" xmlns:wne="http://schemas.microsoft.com/office/word/2006/wordml" xmlns:wps="http://schemas.microsoft.com/office/word/2010/wordprocessingShape" mc:Ignorable="w14 w15 w16se w16cid w16 w16cex w16sdtdh w16sdtfl w16du wp14">
+<w:numbering xmlns:wpc="http://schemas.microsoft.com/office/word/2010/wordprocessingCanvas" xmlns:cx="http://schemas.microsoft.com/office/drawing/2014/chartex" xmlns:cx1="http://schemas.microsoft.com/office/drawing/2015/9/8/chartex" xmlns:cx2="http://schemas.microsoft.com/office/drawing/2015/10/21/chartex" xmlns:cx3="http://schemas.microsoft.com/office/drawing/2016/5/9/chartex" xmlns:cx4="http://schemas.microsoft.com/office/drawing/2016/5/10/chartex" xmlns:cx5="http://schemas.microsoft.com/office/drawing/2016/5/11/chartex" xmlns:cx6="http://schemas.microsoft.com/office/drawing/2016/5/12/chartex" xmlns:cx7="http://schemas.microsoft.com/office/drawing/2016/5/13/chartex" xmlns:cx8="http://schemas.microsoft.com/office/drawing/2016/5/14/chartex" xmlns:mc="http://schemas.openxmlformats.org/markup-compatibility/2006" xmlns:aink="http://schemas.microsoft.com/office/drawing/2016/ink" xmlns:am3d="http://schemas.microsoft.com/office/drawing/2017/model3d" xmlns:o="urn:schemas-microsoft-com:office:office" xmlns:oel="http://schemas.microsoft.com/office/2019/extlst" xmlns:r="http://schemas.openxmlformats.org/officeDocument/2006/relationships" xmlns:m="http://schemas.openxmlformats.org/officeDocument/2006/math" xmlns:v="urn:schemas-microsoft-com:vml" xmlns:wp14="http://schemas.microsoft.com/office/word/2010/wordprocessingDrawing" xmlns:wp="http://schemas.openxmlformats.org/drawingml/2006/wordprocessingDrawing" xmlns:w10="urn:schemas-microsoft-com:office:word" xmlns:w="http://schemas.openxmlformats.org/wordprocessingml/2006/main" xmlns:w14="http://schemas.microsoft.com/office/word/2010/wordml" xmlns:w15="http://schemas.microsoft.com/office/word/2012/wordml" xmlns:w16cex="http://schemas.microsoft.com/office/word/2018/wordml/cex" xmlns:w16cid="http://schemas.microsoft.com/office/word/2016/wordml/cid" xmlns:w16="http://schemas.microsoft.com/office/word/2018/wordml" xmlns:w16du="http://schemas.microsoft.com/office/word/2023/wordml/word16du" xmlns:w16sdtdh="http://schemas.microsoft.com/office/word/2020/wordml/sdtdatahash" xmlns:w16sdtfl="http://schemas.microsoft.com/office/word/2024/wordml/sdtformatlock" xmlns:w16se="http://schemas.microsoft.com/office/word/2015/wordml/symex" xmlns:wpg="http://schemas.microsoft.com/office/word/2010/wordprocessingGroup" xmlns:wpi="http://schemas.microsoft.com/office/word/2010/wordprocessingInk" xmlns:wne="http://schemas.microsoft.com/office/word/2006/wordml" xmlns:wps="http://schemas.microsoft.com/office/word/2010/wordprocessingShape" mc:Ignorable="w14 w15 w16se w16cid w16 w16cex w16sdtdh w16sdtfl w16du wp14">
   <w:abstractNum w:abstractNumId="0" w15:restartNumberingAfterBreak="0">
     <w:nsid w:val="0B2B12FD"/>
     <w:multiLevelType w:val="multilevel"/>
@@ -1353,6 +1442,7 @@
   <w:style w:type="character" w:default="1" w:styleId="DefaultParagraphFont">
     <w:name w:val="Default Paragraph Font"/>
     <w:uiPriority w:val="1"/>
+    <w:semiHidden/>
     <w:unhideWhenUsed/>
   </w:style>
   <w:style w:type="table" w:default="1" w:styleId="TableNormal">
